--- a/analyst/Competitive_Advantage/analyst_YK/kb2_patterns/KB2_consolidated.docx
+++ b/analyst/Competitive_Advantage/analyst_YK/kb2_patterns/KB2_consolidated.docx
@@ -39,7 +39,7 @@
         <w:rPr>
           <w:rFonts w:hint="eastAsia"/>
         </w:rPr>
-        <w:t xml:space="preserve">KYアナリストの競争優位性評価における判定パターン12件を収録。</w:t>
+        <w:t xml:space="preserve">アナリストの競争優位性評価における判定パターン12件を収録。</w:t>
       </w:r>
       <w:r>
         <w:t xml:space="preserve"> </w:t>
